--- a/视频/对照文本/03-文本.docx
+++ b/视频/对照文本/03-文本.docx
@@ -486,7 +486,25 @@
                 <w:color w:val="F0F7F2"/>
                 <w:sz w:val="26"/>
               </w:rPr>
-              <w:t>into which</w:t>
+              <w:t xml:space="preserve">into which the </w:t>
+            </w:r>
+            <w:r>
+              <w:rPr>
+                <w:rFonts w:ascii="Calibri" w:hAnsi="Calibri" w:eastAsia="微软雅黑"/>
+                <w:b/>
+                <w:color w:val="F472B6"/>
+                <w:sz w:val="26"/>
+              </w:rPr>
+              <w:t>microbial</w:t>
+            </w:r>
+            <w:r>
+              <w:rPr>
+                <w:rFonts w:ascii="Calibri" w:hAnsi="Calibri" w:eastAsia="微软雅黑"/>
+                <w:b w:val="0"/>
+                <w:color w:val="F0F7F2"/>
+                <w:sz w:val="26"/>
+              </w:rPr>
+              <w:t xml:space="preserve"> growth of two Petri dishes</w:t>
             </w:r>
           </w:p>
         </w:tc>
@@ -508,101 +526,17 @@
                 <w:color w:val="AAC4B6"/>
                 <w:sz w:val="21"/>
               </w:rPr>
-              <w:t>向其中（这汤里）</w:t>
-            </w:r>
-          </w:p>
-        </w:tc>
-      </w:tr>
-    </w:tbl>
-    <w:tbl>
-      <w:tblPr>
-        <w:tblW w:type="auto" w:w="0"/>
-        <w:jc w:val="center"/>
-        <w:tblLayout w:type="autofit"/>
-        <w:tblLook w:firstColumn="1" w:firstRow="1" w:lastColumn="0" w:lastRow="0" w:noHBand="0" w:noVBand="1" w:val="04A0"/>
-        <w:tblBorders>
-          <w:top w:val="nil"/>
-          <w:left w:val="nil"/>
-          <w:bottom w:val="nil"/>
-          <w:right w:val="nil"/>
-          <w:insideH w:val="nil"/>
-          <w:insideV w:val="nil"/>
-        </w:tblBorders>
-      </w:tblPr>
-      <w:tblGrid>
-        <w:gridCol w:w="5270"/>
-        <w:gridCol w:w="5270"/>
-      </w:tblGrid>
-      <w:tr>
-        <w:tc>
-          <w:tcPr>
-            <w:tcW w:type="dxa" w:w="5270"/>
-          </w:tcPr>
-          <w:p>
-            <w:pPr>
-              <w:spacing w:after="0"/>
-              <w:jc w:val="center"/>
-            </w:pPr>
+              <w:t>两个培养皿里的</w:t>
+            </w:r>
             <w:r>
               <w:rPr>
                 <w:rFonts w:ascii="Calibri" w:hAnsi="Calibri" w:eastAsia="微软雅黑"/>
                 <w:b w:val="0"/>
-                <w:color w:val="F0F7F2"/>
-                <w:sz w:val="26"/>
-              </w:rPr>
-              <w:t xml:space="preserve">the </w:t>
-            </w:r>
-            <w:r>
-              <w:rPr>
-                <w:rFonts w:ascii="Calibri" w:hAnsi="Calibri" w:eastAsia="微软雅黑"/>
-                <w:b/>
-                <w:color w:val="F472B6"/>
-                <w:sz w:val="26"/>
-              </w:rPr>
-              <w:t>microbial</w:t>
-            </w:r>
-            <w:r>
-              <w:rPr>
-                <w:rFonts w:ascii="Calibri" w:hAnsi="Calibri" w:eastAsia="微软雅黑"/>
-                <w:b w:val="0"/>
-                <w:color w:val="F0F7F2"/>
-                <w:sz w:val="26"/>
-              </w:rPr>
-              <w:t xml:space="preserve"> growth</w:t>
-            </w:r>
-          </w:p>
-        </w:tc>
-        <w:tc>
-          <w:tcPr>
-            <w:tcW w:type="dxa" w:w="5270"/>
-          </w:tcPr>
-          <w:p>
-            <w:pPr>
-              <w:spacing w:after="0"/>
-              <w:jc w:val="center"/>
-            </w:pPr>
-            <w:r>
-              <w:rPr>
-                <w:rFonts w:ascii="Calibri" w:hAnsi="Calibri" w:eastAsia="微软雅黑"/>
-                <w:b w:val="0"/>
-                <w:color w:val="F0F7F2"/>
-                <w:sz w:val="26"/>
-              </w:rPr>
-              <w:t>of two Petri dishes</w:t>
-            </w:r>
-          </w:p>
-        </w:tc>
-      </w:tr>
-      <w:tr>
-        <w:tc>
-          <w:tcPr>
-            <w:tcW w:type="dxa" w:w="5270"/>
-          </w:tcPr>
-          <w:p>
-            <w:pPr>
-              <w:spacing w:after="0"/>
-              <w:jc w:val="center"/>
-            </w:pPr>
+                <w:color w:val="AAC4B6"/>
+                <w:sz w:val="21"/>
+              </w:rPr>
+              <w:t xml:space="preserve"> </w:t>
+            </w:r>
             <w:r>
               <w:rPr>
                 <w:rFonts w:ascii="Calibri" w:hAnsi="Calibri" w:eastAsia="微软雅黑"/>
@@ -628,27 +562,7 @@
                 <w:color w:val="AAC4B6"/>
                 <w:sz w:val="21"/>
               </w:rPr>
-              <w:t>培养物（菌落）</w:t>
-            </w:r>
-          </w:p>
-        </w:tc>
-        <w:tc>
-          <w:tcPr>
-            <w:tcW w:type="dxa" w:w="5270"/>
-          </w:tcPr>
-          <w:p>
-            <w:pPr>
-              <w:spacing w:after="0"/>
-              <w:jc w:val="center"/>
-            </w:pPr>
-            <w:r>
-              <w:rPr>
-                <w:rFonts w:ascii="Calibri" w:hAnsi="Calibri" w:eastAsia="微软雅黑"/>
-                <w:b w:val="0"/>
-                <w:color w:val="AAC4B6"/>
-                <w:sz w:val="21"/>
-              </w:rPr>
-              <w:t>来自两个培养皿的</w:t>
+              <w:t>培养物</w:t>
             </w:r>
           </w:p>
         </w:tc>
@@ -703,6 +617,15 @@
             <w:r>
               <w:rPr>
                 <w:rFonts w:ascii="Calibri" w:hAnsi="Calibri" w:eastAsia="微软雅黑"/>
+                <w:b/>
+                <w:color w:val="BEF264"/>
+                <w:sz w:val="26"/>
+              </w:rPr>
+              <w:t xml:space="preserve"> (into the brew = into which )</w:t>
+            </w:r>
+            <w:r>
+              <w:rPr>
+                <w:rFonts w:ascii="Calibri" w:hAnsi="Calibri" w:eastAsia="微软雅黑"/>
                 <w:b w:val="0"/>
                 <w:color w:val="F0F7F2"/>
                 <w:sz w:val="26"/>
@@ -729,7 +652,16 @@
                 <w:color w:val="AAC4B6"/>
                 <w:sz w:val="21"/>
               </w:rPr>
-              <w:t>已被</w:t>
+              <w:t>早已被（从上面）</w:t>
+            </w:r>
+            <w:r>
+              <w:rPr>
+                <w:rFonts w:ascii="Calibri" w:hAnsi="Calibri" w:eastAsia="微软雅黑"/>
+                <w:b/>
+                <w:color w:val="BEF264"/>
+                <w:sz w:val="21"/>
+              </w:rPr>
+              <w:t>刮了下来</w:t>
             </w:r>
             <w:r>
               <w:rPr>
@@ -738,25 +670,7 @@
                 <w:color w:val="AAC4B6"/>
                 <w:sz w:val="21"/>
               </w:rPr>
-              <w:t xml:space="preserve"> </w:t>
-            </w:r>
-            <w:r>
-              <w:rPr>
-                <w:rFonts w:ascii="Calibri" w:hAnsi="Calibri" w:eastAsia="微软雅黑"/>
-                <w:b/>
-                <w:color w:val="BEF264"/>
-                <w:sz w:val="21"/>
-              </w:rPr>
-              <w:t>刮入</w:t>
-            </w:r>
-            <w:r>
-              <w:rPr>
-                <w:rFonts w:ascii="Calibri" w:hAnsi="Calibri" w:eastAsia="微软雅黑"/>
-                <w:b w:val="0"/>
-                <w:color w:val="AAC4B6"/>
-                <w:sz w:val="21"/>
-              </w:rPr>
-              <w:t>。</w:t>
+              <w:t>（并放进了这混合液里）。</w:t>
             </w:r>
           </w:p>
         </w:tc>
@@ -773,7 +687,7 @@
           <w:color w:val="AAC4B6"/>
           <w:sz w:val="20"/>
         </w:rPr>
-        <w:t>（整句意思：弗里曼特尔医院32岁的医生巴里·马歇尔，喝下了一份牛肉清汤混合液，两个培养皿中的微生物培养物已被刮入其中）</w:t>
+        <w:t>（into which 引导定语从句，真正的顺序在 scraped 后面，which = the brew）</w:t>
       </w:r>
     </w:p>
     <w:p>
@@ -964,7 +878,16 @@
                 <w:color w:val="C4B5FD"/>
                 <w:sz w:val="21"/>
               </w:rPr>
-              <w:t>流行的</w:t>
+              <w:t>盛行的</w:t>
+            </w:r>
+            <w:r>
+              <w:rPr>
+                <w:rFonts w:ascii="Calibri" w:hAnsi="Calibri" w:eastAsia="微软雅黑"/>
+                <w:b w:val="0"/>
+                <w:color w:val="AAC4B6"/>
+                <w:sz w:val="21"/>
+              </w:rPr>
+              <w:t>（主流的）</w:t>
             </w:r>
           </w:p>
         </w:tc>
@@ -1061,7 +984,7 @@
           <w:color w:val="AAC4B6"/>
           <w:sz w:val="20"/>
         </w:rPr>
-        <w:t>（blame A on B：把A归咎于B）</w:t>
+        <w:t>（blame A on B：把 A 归咎于 B）</w:t>
       </w:r>
     </w:p>
     <w:tbl>
@@ -1303,6 +1226,24 @@
             <w:r>
               <w:rPr>
                 <w:rFonts w:ascii="Calibri" w:hAnsi="Calibri" w:eastAsia="微软雅黑"/>
+                <w:b w:val="0"/>
+                <w:color w:val="AAC4B6"/>
+                <w:sz w:val="21"/>
+              </w:rPr>
+              <w:t>过多的</w:t>
+            </w:r>
+            <w:r>
+              <w:rPr>
+                <w:rFonts w:ascii="Calibri" w:hAnsi="Calibri" w:eastAsia="微软雅黑"/>
+                <w:b w:val="0"/>
+                <w:color w:val="AAC4B6"/>
+                <w:sz w:val="21"/>
+              </w:rPr>
+              <w:t xml:space="preserve"> </w:t>
+            </w:r>
+            <w:r>
+              <w:rPr>
+                <w:rFonts w:ascii="Calibri" w:hAnsi="Calibri" w:eastAsia="微软雅黑"/>
                 <w:b/>
                 <w:color w:val="FBBF24"/>
                 <w:sz w:val="21"/>
@@ -1334,16 +1275,7 @@
                 <w:color w:val="AAC4B6"/>
                 <w:sz w:val="21"/>
               </w:rPr>
-              <w:t xml:space="preserve"> </w:t>
-            </w:r>
-            <w:r>
-              <w:rPr>
-                <w:rFonts w:ascii="Calibri" w:hAnsi="Calibri" w:eastAsia="微软雅黑"/>
-                <w:b w:val="0"/>
-                <w:color w:val="AAC4B6"/>
-                <w:sz w:val="21"/>
-              </w:rPr>
-              <w:t>过多。</w:t>
+              <w:t>。</w:t>
             </w:r>
           </w:p>
         </w:tc>
@@ -1862,7 +1794,7 @@
                 <w:color w:val="FCA5A5"/>
                 <w:sz w:val="21"/>
               </w:rPr>
-              <w:t>恶劣的</w:t>
+              <w:t>不利的</w:t>
             </w:r>
           </w:p>
         </w:tc>
@@ -3036,7 +2968,7 @@
                 <w:color w:val="BEF264"/>
                 <w:sz w:val="21"/>
               </w:rPr>
-              <w:t>原封不动地</w:t>
+              <w:t>原封不动的</w:t>
             </w:r>
           </w:p>
         </w:tc>
@@ -3771,12 +3703,13 @@
         </w:tblBorders>
       </w:tblPr>
       <w:tblGrid>
-        <w:gridCol w:w="10540"/>
+        <w:gridCol w:w="5270"/>
+        <w:gridCol w:w="5270"/>
       </w:tblGrid>
       <w:tr>
         <w:tc>
           <w:tcPr>
-            <w:tcW w:type="dxa" w:w="10540"/>
+            <w:tcW w:type="dxa" w:w="5270"/>
           </w:tcPr>
           <w:p>
             <w:pPr>
@@ -3792,15 +3725,17 @@
               </w:rPr>
               <w:t>unimpressed</w:t>
             </w:r>
-            <w:r>
-              <w:rPr>
-                <w:rFonts w:ascii="Calibri" w:hAnsi="Calibri" w:eastAsia="微软雅黑"/>
-                <w:b w:val="0"/>
-                <w:color w:val="F0F7F2"/>
-                <w:sz w:val="26"/>
-              </w:rPr>
-              <w:t xml:space="preserve"> </w:t>
-            </w:r>
+          </w:p>
+        </w:tc>
+        <w:tc>
+          <w:tcPr>
+            <w:tcW w:type="dxa" w:w="5270"/>
+          </w:tcPr>
+          <w:p>
+            <w:pPr>
+              <w:spacing w:after="0"/>
+              <w:jc w:val="center"/>
+            </w:pPr>
             <w:r>
               <w:rPr>
                 <w:rFonts w:ascii="Calibri" w:hAnsi="Calibri" w:eastAsia="微软雅黑"/>
@@ -3809,15 +3744,6 @@
                 <w:sz w:val="26"/>
               </w:rPr>
               <w:t>assessors</w:t>
-            </w:r>
-            <w:r>
-              <w:rPr>
-                <w:rFonts w:ascii="Calibri" w:hAnsi="Calibri" w:eastAsia="微软雅黑"/>
-                <w:b w:val="0"/>
-                <w:color w:val="F0F7F2"/>
-                <w:sz w:val="26"/>
-              </w:rPr>
-              <w:t xml:space="preserve"> at the Gastroenterological Society of Australia</w:t>
             </w:r>
           </w:p>
         </w:tc>
@@ -3825,7 +3751,7 @@
       <w:tr>
         <w:tc>
           <w:tcPr>
-            <w:tcW w:type="dxa" w:w="10540"/>
+            <w:tcW w:type="dxa" w:w="5270"/>
           </w:tcPr>
           <w:p>
             <w:pPr>
@@ -3835,11 +3761,40 @@
             <w:r>
               <w:rPr>
                 <w:rFonts w:ascii="Calibri" w:hAnsi="Calibri" w:eastAsia="微软雅黑"/>
+                <w:b/>
+                <w:color w:val="FBBF24"/>
+                <w:sz w:val="21"/>
+              </w:rPr>
+              <w:t>未被留下深刻印象的</w:t>
+            </w:r>
+            <w:r>
+              <w:rPr>
+                <w:rFonts w:ascii="Calibri" w:hAnsi="Calibri" w:eastAsia="微软雅黑"/>
                 <w:b w:val="0"/>
                 <w:color w:val="AAC4B6"/>
                 <w:sz w:val="21"/>
               </w:rPr>
-              <w:t>澳大利亚胃肠病学会那些</w:t>
+              <w:t>（对此不当回事的）</w:t>
+            </w:r>
+          </w:p>
+        </w:tc>
+        <w:tc>
+          <w:tcPr>
+            <w:tcW w:type="dxa" w:w="5270"/>
+          </w:tcPr>
+          <w:p>
+            <w:pPr>
+              <w:spacing w:after="0"/>
+              <w:jc w:val="center"/>
+            </w:pPr>
+            <w:r>
+              <w:rPr>
+                <w:rFonts w:ascii="Calibri" w:hAnsi="Calibri" w:eastAsia="微软雅黑"/>
+                <w:b/>
+                <w:color w:val="38BDF8"/>
+                <w:sz w:val="21"/>
+              </w:rPr>
+              <w:t>评审员</w:t>
             </w:r>
             <w:r>
               <w:rPr>
@@ -3848,17 +3803,83 @@
                 <w:color w:val="AAC4B6"/>
                 <w:sz w:val="21"/>
               </w:rPr>
-              <w:t xml:space="preserve"> </w:t>
-            </w:r>
-            <w:r>
-              <w:rPr>
-                <w:rFonts w:ascii="Calibri" w:hAnsi="Calibri" w:eastAsia="微软雅黑"/>
-                <w:b/>
-                <w:color w:val="FBBF24"/>
-                <w:sz w:val="21"/>
-              </w:rPr>
-              <w:t>不以为然的</w:t>
-            </w:r>
+              <w:t>（审稿论文）</w:t>
+            </w:r>
+          </w:p>
+        </w:tc>
+      </w:tr>
+    </w:tbl>
+    <w:tbl>
+      <w:tblPr>
+        <w:tblW w:type="auto" w:w="0"/>
+        <w:jc w:val="center"/>
+        <w:tblLayout w:type="autofit"/>
+        <w:tblLook w:firstColumn="1" w:firstRow="1" w:lastColumn="0" w:lastRow="0" w:noHBand="0" w:noVBand="1" w:val="04A0"/>
+        <w:tblBorders>
+          <w:top w:val="nil"/>
+          <w:left w:val="nil"/>
+          <w:bottom w:val="nil"/>
+          <w:right w:val="nil"/>
+          <w:insideH w:val="nil"/>
+          <w:insideV w:val="nil"/>
+        </w:tblBorders>
+      </w:tblPr>
+      <w:tblGrid>
+        <w:gridCol w:w="5270"/>
+        <w:gridCol w:w="5270"/>
+      </w:tblGrid>
+      <w:tr>
+        <w:tc>
+          <w:tcPr>
+            <w:tcW w:type="dxa" w:w="5270"/>
+          </w:tcPr>
+          <w:p>
+            <w:pPr>
+              <w:spacing w:after="0"/>
+              <w:jc w:val="center"/>
+            </w:pPr>
+            <w:r>
+              <w:rPr>
+                <w:rFonts w:ascii="Calibri" w:hAnsi="Calibri" w:eastAsia="微软雅黑"/>
+                <w:b w:val="0"/>
+                <w:color w:val="F0F7F2"/>
+                <w:sz w:val="26"/>
+              </w:rPr>
+              <w:t>at the</w:t>
+            </w:r>
+          </w:p>
+        </w:tc>
+        <w:tc>
+          <w:tcPr>
+            <w:tcW w:type="dxa" w:w="5270"/>
+          </w:tcPr>
+          <w:p>
+            <w:pPr>
+              <w:spacing w:after="0"/>
+              <w:jc w:val="center"/>
+            </w:pPr>
+            <w:r>
+              <w:rPr>
+                <w:rFonts w:ascii="Calibri" w:hAnsi="Calibri" w:eastAsia="微软雅黑"/>
+                <w:b w:val="0"/>
+                <w:color w:val="F0F7F2"/>
+                <w:sz w:val="26"/>
+              </w:rPr>
+              <w:t>Gastroenterological Society of Australia</w:t>
+            </w:r>
+          </w:p>
+        </w:tc>
+      </w:tr>
+      <w:tr>
+        <w:tc>
+          <w:tcPr>
+            <w:tcW w:type="dxa" w:w="5270"/>
+          </w:tcPr>
+          <w:p>
+            <w:pPr>
+              <w:spacing w:after="0"/>
+              <w:jc w:val="center"/>
+            </w:pPr>
             <w:r>
               <w:rPr>
                 <w:rFonts w:ascii="Calibri" w:hAnsi="Calibri" w:eastAsia="微软雅黑"/>
@@ -3866,17 +3887,19 @@
                 <w:color w:val="AAC4B6"/>
                 <w:sz w:val="21"/>
               </w:rPr>
-              <w:t xml:space="preserve"> </w:t>
-            </w:r>
-            <w:r>
-              <w:rPr>
-                <w:rFonts w:ascii="Calibri" w:hAnsi="Calibri" w:eastAsia="微软雅黑"/>
-                <w:b/>
-                <w:color w:val="38BDF8"/>
-                <w:sz w:val="21"/>
-              </w:rPr>
-              <w:t>评审</w:t>
-            </w:r>
+              <w:t>在……的</w:t>
+            </w:r>
+          </w:p>
+        </w:tc>
+        <w:tc>
+          <w:tcPr>
+            <w:tcW w:type="dxa" w:w="5270"/>
+          </w:tcPr>
+          <w:p>
+            <w:pPr>
+              <w:spacing w:after="0"/>
+              <w:jc w:val="center"/>
+            </w:pPr>
             <w:r>
               <w:rPr>
                 <w:rFonts w:ascii="Calibri" w:hAnsi="Calibri" w:eastAsia="微软雅黑"/>
@@ -3884,7 +3907,7 @@
                 <w:color w:val="AAC4B6"/>
                 <w:sz w:val="21"/>
               </w:rPr>
-              <w:t>，</w:t>
+              <w:t>澳大利亚胃肠病学会，</w:t>
             </w:r>
           </w:p>
         </w:tc>
@@ -4218,16 +4241,7 @@
                 <w:color w:val="AAC4B6"/>
                 <w:sz w:val="21"/>
               </w:rPr>
-              <w:t xml:space="preserve"> </w:t>
-            </w:r>
-            <w:r>
-              <w:rPr>
-                <w:rFonts w:ascii="Calibri" w:hAnsi="Calibri" w:eastAsia="微软雅黑"/>
-                <w:b w:val="0"/>
-                <w:color w:val="AAC4B6"/>
-                <w:sz w:val="21"/>
-              </w:rPr>
-              <w:t>感染（这种细菌）的多番</w:t>
+              <w:t>（专门用来实验）感染（这种细菌）的多番</w:t>
             </w:r>
             <w:r>
               <w:rPr>
@@ -5080,26 +5094,12 @@
                 <w:color w:val="AAC4B6"/>
                 <w:sz w:val="21"/>
               </w:rPr>
-              <w:t>也袭来了。</w:t>
+              <w:t>也出现了（不好的事到来且持续）。</w:t>
             </w:r>
           </w:p>
         </w:tc>
       </w:tr>
     </w:tbl>
-    <w:p>
-      <w:pPr>
-        <w:jc w:val="center"/>
-      </w:pPr>
-      <w:r>
-        <w:rPr>
-          <w:rFonts w:ascii="Calibri" w:hAnsi="Calibri" w:eastAsia="微软雅黑"/>
-          <w:b w:val="0"/>
-          <w:color w:val="AAC4B6"/>
-          <w:sz w:val="20"/>
-        </w:rPr>
-        <w:t>（set in：（不好的事）开始出现并持续下去）</w:t>
-      </w:r>
-    </w:p>
     <w:p>
       <w:pPr>
         <w:spacing w:after="40"/>
@@ -6911,7 +6911,25 @@
                 <w:color w:val="F0F7F2"/>
                 <w:sz w:val="26"/>
               </w:rPr>
-              <w:t>and its role in gastritis and peptic ulcer disease.</w:t>
+              <w:t xml:space="preserve">and its </w:t>
+            </w:r>
+            <w:r>
+              <w:rPr>
+                <w:rFonts w:ascii="Calibri" w:hAnsi="Calibri" w:eastAsia="微软雅黑"/>
+                <w:b/>
+                <w:color w:val="FBBF24"/>
+                <w:sz w:val="26"/>
+              </w:rPr>
+              <w:t>role</w:t>
+            </w:r>
+            <w:r>
+              <w:rPr>
+                <w:rFonts w:ascii="Calibri" w:hAnsi="Calibri" w:eastAsia="微软雅黑"/>
+                <w:b w:val="0"/>
+                <w:color w:val="F0F7F2"/>
+                <w:sz w:val="26"/>
+              </w:rPr>
+              <w:t xml:space="preserve"> in gastritis and peptic ulcer disease.</w:t>
             </w:r>
           </w:p>
         </w:tc>
@@ -6933,7 +6951,34 @@
                 <w:color w:val="AAC4B6"/>
                 <w:sz w:val="21"/>
               </w:rPr>
-              <w:t>及其在胃炎和消化性溃疡中的作用。</w:t>
+              <w:t>及其在胃炎和消化性溃疡中的</w:t>
+            </w:r>
+            <w:r>
+              <w:rPr>
+                <w:rFonts w:ascii="Calibri" w:hAnsi="Calibri" w:eastAsia="微软雅黑"/>
+                <w:b w:val="0"/>
+                <w:color w:val="AAC4B6"/>
+                <w:sz w:val="21"/>
+              </w:rPr>
+              <w:t xml:space="preserve"> </w:t>
+            </w:r>
+            <w:r>
+              <w:rPr>
+                <w:rFonts w:ascii="Calibri" w:hAnsi="Calibri" w:eastAsia="微软雅黑"/>
+                <w:b/>
+                <w:color w:val="FBBF24"/>
+                <w:sz w:val="21"/>
+              </w:rPr>
+              <w:t>作用</w:t>
+            </w:r>
+            <w:r>
+              <w:rPr>
+                <w:rFonts w:ascii="Calibri" w:hAnsi="Calibri" w:eastAsia="微软雅黑"/>
+                <w:b w:val="0"/>
+                <w:color w:val="AAC4B6"/>
+                <w:sz w:val="21"/>
+              </w:rPr>
+              <w:t>。</w:t>
             </w:r>
           </w:p>
         </w:tc>
@@ -7048,7 +7093,7 @@
               <w:rPr>
                 <w:rFonts w:ascii="Calibri" w:hAnsi="Calibri" w:eastAsia="微软雅黑"/>
                 <w:b/>
-                <w:color w:val="FBBF24"/>
+                <w:color w:val="38BDF8"/>
                 <w:sz w:val="26"/>
               </w:rPr>
               <w:t>willingly</w:t>
@@ -7097,7 +7142,7 @@
               <w:rPr>
                 <w:rFonts w:ascii="Calibri" w:hAnsi="Calibri" w:eastAsia="微软雅黑"/>
                 <w:b/>
-                <w:color w:val="FBBF24"/>
+                <w:color w:val="38BDF8"/>
                 <w:sz w:val="21"/>
               </w:rPr>
               <w:t>心甘情愿地</w:t>
@@ -7236,7 +7281,7 @@
                 <w:color w:val="AAC4B6"/>
                 <w:sz w:val="21"/>
               </w:rPr>
-              <w:t>获奖评语。</w:t>
+              <w:t>奖项颁奖词（获奖评语）。</w:t>
             </w:r>
           </w:p>
         </w:tc>

--- a/视频/对照文本/03-文本.docx
+++ b/视频/对照文本/03-文本.docx
@@ -3703,13 +3703,12 @@
         </w:tblBorders>
       </w:tblPr>
       <w:tblGrid>
-        <w:gridCol w:w="5270"/>
-        <w:gridCol w:w="5270"/>
+        <w:gridCol w:w="10540"/>
       </w:tblGrid>
       <w:tr>
         <w:tc>
           <w:tcPr>
-            <w:tcW w:type="dxa" w:w="5270"/>
+            <w:tcW w:type="dxa" w:w="10540"/>
           </w:tcPr>
           <w:p>
             <w:pPr>
@@ -3725,11 +3724,40 @@
               </w:rPr>
               <w:t>unimpressed</w:t>
             </w:r>
+            <w:r>
+              <w:rPr>
+                <w:rFonts w:ascii="Calibri" w:hAnsi="Calibri" w:eastAsia="微软雅黑"/>
+                <w:b w:val="0"/>
+                <w:color w:val="F0F7F2"/>
+                <w:sz w:val="26"/>
+              </w:rPr>
+              <w:t xml:space="preserve"> </w:t>
+            </w:r>
+            <w:r>
+              <w:rPr>
+                <w:rFonts w:ascii="Calibri" w:hAnsi="Calibri" w:eastAsia="微软雅黑"/>
+                <w:b/>
+                <w:color w:val="38BDF8"/>
+                <w:sz w:val="26"/>
+              </w:rPr>
+              <w:t>assessors</w:t>
+            </w:r>
+            <w:r>
+              <w:rPr>
+                <w:rFonts w:ascii="Calibri" w:hAnsi="Calibri" w:eastAsia="微软雅黑"/>
+                <w:b w:val="0"/>
+                <w:color w:val="F0F7F2"/>
+                <w:sz w:val="26"/>
+              </w:rPr>
+              <w:t xml:space="preserve"> at the Gastroenterological Society of Australia</w:t>
+            </w:r>
           </w:p>
         </w:tc>
+      </w:tr>
+      <w:tr>
         <w:tc>
           <w:tcPr>
-            <w:tcW w:type="dxa" w:w="5270"/>
+            <w:tcW w:type="dxa" w:w="10540"/>
           </w:tcPr>
           <w:p>
             <w:pPr>
@@ -3739,25 +3767,15 @@
             <w:r>
               <w:rPr>
                 <w:rFonts w:ascii="Calibri" w:hAnsi="Calibri" w:eastAsia="微软雅黑"/>
-                <w:b/>
-                <w:color w:val="38BDF8"/>
-                <w:sz w:val="26"/>
-              </w:rPr>
-              <w:t>assessors</w:t>
-            </w:r>
-          </w:p>
-        </w:tc>
-      </w:tr>
-      <w:tr>
-        <w:tc>
-          <w:tcPr>
-            <w:tcW w:type="dxa" w:w="5270"/>
-          </w:tcPr>
-          <w:p>
-            <w:pPr>
-              <w:spacing w:after="0"/>
-              <w:jc w:val="center"/>
-            </w:pPr>
+                <w:b w:val="0"/>
+                <w:color w:val="AAC4B6"/>
+                <w:sz w:val="21"/>
+              </w:rPr>
+              <w:t>澳大利亚胃肠病学会那些</w:t>
+            </w:r>
+            <w:r>
+              <w:br/>
+            </w:r>
             <w:r>
               <w:rPr>
                 <w:rFonts w:ascii="Calibri" w:hAnsi="Calibri" w:eastAsia="微软雅黑"/>
@@ -3765,7 +3783,7 @@
                 <w:color w:val="FBBF24"/>
                 <w:sz w:val="21"/>
               </w:rPr>
-              <w:t>未被留下深刻印象的</w:t>
+              <w:t>不以为然的</w:t>
             </w:r>
             <w:r>
               <w:rPr>
@@ -3774,19 +3792,8 @@
                 <w:color w:val="AAC4B6"/>
                 <w:sz w:val="21"/>
               </w:rPr>
-              <w:t>（对此不当回事的）</w:t>
-            </w:r>
-          </w:p>
-        </w:tc>
-        <w:tc>
-          <w:tcPr>
-            <w:tcW w:type="dxa" w:w="5270"/>
-          </w:tcPr>
-          <w:p>
-            <w:pPr>
-              <w:spacing w:after="0"/>
-              <w:jc w:val="center"/>
-            </w:pPr>
+              <w:t xml:space="preserve"> </w:t>
+            </w:r>
             <w:r>
               <w:rPr>
                 <w:rFonts w:ascii="Calibri" w:hAnsi="Calibri" w:eastAsia="微软雅黑"/>
@@ -3794,7 +3801,28 @@
                 <w:color w:val="38BDF8"/>
                 <w:sz w:val="21"/>
               </w:rPr>
-              <w:t>评审员</w:t>
+              <w:t>评审</w:t>
+            </w:r>
+            <w:r>
+              <w:br/>
+            </w:r>
+            <w:r>
+              <w:rPr>
+                <w:rFonts w:ascii="Calibri" w:hAnsi="Calibri" w:eastAsia="微软雅黑"/>
+                <w:b/>
+                <w:color w:val="FBBF24"/>
+                <w:sz w:val="21"/>
+              </w:rPr>
+              <w:t>（对他们的研究没什么印象）</w:t>
+            </w:r>
+            <w:r>
+              <w:rPr>
+                <w:rFonts w:ascii="Calibri" w:hAnsi="Calibri" w:eastAsia="微软雅黑"/>
+                <w:b/>
+                <w:color w:val="38BDF8"/>
+                <w:sz w:val="21"/>
+              </w:rPr>
+              <w:t>（评审研究和论文）</w:t>
             </w:r>
             <w:r>
               <w:rPr>
@@ -3803,111 +3831,7 @@
                 <w:color w:val="AAC4B6"/>
                 <w:sz w:val="21"/>
               </w:rPr>
-              <w:t>（审稿论文）</w:t>
-            </w:r>
-          </w:p>
-        </w:tc>
-      </w:tr>
-    </w:tbl>
-    <w:tbl>
-      <w:tblPr>
-        <w:tblW w:type="auto" w:w="0"/>
-        <w:jc w:val="center"/>
-        <w:tblLayout w:type="autofit"/>
-        <w:tblLook w:firstColumn="1" w:firstRow="1" w:lastColumn="0" w:lastRow="0" w:noHBand="0" w:noVBand="1" w:val="04A0"/>
-        <w:tblBorders>
-          <w:top w:val="nil"/>
-          <w:left w:val="nil"/>
-          <w:bottom w:val="nil"/>
-          <w:right w:val="nil"/>
-          <w:insideH w:val="nil"/>
-          <w:insideV w:val="nil"/>
-        </w:tblBorders>
-      </w:tblPr>
-      <w:tblGrid>
-        <w:gridCol w:w="5270"/>
-        <w:gridCol w:w="5270"/>
-      </w:tblGrid>
-      <w:tr>
-        <w:tc>
-          <w:tcPr>
-            <w:tcW w:type="dxa" w:w="5270"/>
-          </w:tcPr>
-          <w:p>
-            <w:pPr>
-              <w:spacing w:after="0"/>
-              <w:jc w:val="center"/>
-            </w:pPr>
-            <w:r>
-              <w:rPr>
-                <w:rFonts w:ascii="Calibri" w:hAnsi="Calibri" w:eastAsia="微软雅黑"/>
-                <w:b w:val="0"/>
-                <w:color w:val="F0F7F2"/>
-                <w:sz w:val="26"/>
-              </w:rPr>
-              <w:t>at the</w:t>
-            </w:r>
-          </w:p>
-        </w:tc>
-        <w:tc>
-          <w:tcPr>
-            <w:tcW w:type="dxa" w:w="5270"/>
-          </w:tcPr>
-          <w:p>
-            <w:pPr>
-              <w:spacing w:after="0"/>
-              <w:jc w:val="center"/>
-            </w:pPr>
-            <w:r>
-              <w:rPr>
-                <w:rFonts w:ascii="Calibri" w:hAnsi="Calibri" w:eastAsia="微软雅黑"/>
-                <w:b w:val="0"/>
-                <w:color w:val="F0F7F2"/>
-                <w:sz w:val="26"/>
-              </w:rPr>
-              <w:t>Gastroenterological Society of Australia</w:t>
-            </w:r>
-          </w:p>
-        </w:tc>
-      </w:tr>
-      <w:tr>
-        <w:tc>
-          <w:tcPr>
-            <w:tcW w:type="dxa" w:w="5270"/>
-          </w:tcPr>
-          <w:p>
-            <w:pPr>
-              <w:spacing w:after="0"/>
-              <w:jc w:val="center"/>
-            </w:pPr>
-            <w:r>
-              <w:rPr>
-                <w:rFonts w:ascii="Calibri" w:hAnsi="Calibri" w:eastAsia="微软雅黑"/>
-                <w:b w:val="0"/>
-                <w:color w:val="AAC4B6"/>
-                <w:sz w:val="21"/>
-              </w:rPr>
-              <w:t>在……的</w:t>
-            </w:r>
-          </w:p>
-        </w:tc>
-        <w:tc>
-          <w:tcPr>
-            <w:tcW w:type="dxa" w:w="5270"/>
-          </w:tcPr>
-          <w:p>
-            <w:pPr>
-              <w:spacing w:after="0"/>
-              <w:jc w:val="center"/>
-            </w:pPr>
-            <w:r>
-              <w:rPr>
-                <w:rFonts w:ascii="Calibri" w:hAnsi="Calibri" w:eastAsia="微软雅黑"/>
-                <w:b w:val="0"/>
-                <w:color w:val="AAC4B6"/>
-                <w:sz w:val="21"/>
-              </w:rPr>
-              <w:t>澳大利亚胃肠病学会，</w:t>
+              <w:t>，</w:t>
             </w:r>
           </w:p>
         </w:tc>
@@ -5048,11 +4972,20 @@
             <w:r>
               <w:rPr>
                 <w:rFonts w:ascii="Calibri" w:hAnsi="Calibri" w:eastAsia="微软雅黑"/>
+                <w:b/>
+                <w:color w:val="FB923C"/>
+                <w:sz w:val="26"/>
+              </w:rPr>
+              <w:t>set in</w:t>
+            </w:r>
+            <w:r>
+              <w:rPr>
+                <w:rFonts w:ascii="Calibri" w:hAnsi="Calibri" w:eastAsia="微软雅黑"/>
                 <w:b w:val="0"/>
                 <w:color w:val="F0F7F2"/>
                 <w:sz w:val="26"/>
               </w:rPr>
-              <w:t>set in.</w:t>
+              <w:t>.</w:t>
             </w:r>
           </w:p>
         </w:tc>
@@ -5094,7 +5027,37 @@
                 <w:color w:val="AAC4B6"/>
                 <w:sz w:val="21"/>
               </w:rPr>
-              <w:t>也出现了（不好的事到来且持续）。</w:t>
+              <w:t>也</w:t>
+            </w:r>
+            <w:r>
+              <w:rPr>
+                <w:rFonts w:ascii="Calibri" w:hAnsi="Calibri" w:eastAsia="微软雅黑"/>
+                <w:b w:val="0"/>
+                <w:color w:val="AAC4B6"/>
+                <w:sz w:val="21"/>
+              </w:rPr>
+              <w:t xml:space="preserve"> </w:t>
+            </w:r>
+            <w:r>
+              <w:rPr>
+                <w:rFonts w:ascii="Calibri" w:hAnsi="Calibri" w:eastAsia="微软雅黑"/>
+                <w:b/>
+                <w:color w:val="FB923C"/>
+                <w:sz w:val="21"/>
+              </w:rPr>
+              <w:t>出现了</w:t>
+            </w:r>
+            <w:r>
+              <w:br/>
+            </w:r>
+            <w:r>
+              <w:rPr>
+                <w:rFonts w:ascii="Calibri" w:hAnsi="Calibri" w:eastAsia="微软雅黑"/>
+                <w:b w:val="0"/>
+                <w:color w:val="AAC4B6"/>
+                <w:sz w:val="21"/>
+              </w:rPr>
+              <w:t>（不好的事到来且持续）。</w:t>
             </w:r>
           </w:p>
         </w:tc>
@@ -5179,7 +5142,7 @@
               <w:rPr>
                 <w:rFonts w:ascii="Calibri" w:hAnsi="Calibri" w:eastAsia="微软雅黑"/>
                 <w:b/>
-                <w:color w:val="FB923C"/>
+                <w:color w:val="5EEAD4"/>
                 <w:sz w:val="26"/>
               </w:rPr>
               <w:t>revealed</w:t>
@@ -5250,7 +5213,7 @@
               <w:rPr>
                 <w:rFonts w:ascii="Calibri" w:hAnsi="Calibri" w:eastAsia="微软雅黑"/>
                 <w:b/>
-                <w:color w:val="FB923C"/>
+                <w:color w:val="5EEAD4"/>
                 <w:sz w:val="21"/>
               </w:rPr>
               <w:t>显示出</w:t>
@@ -5318,7 +5281,7 @@
               <w:rPr>
                 <w:rFonts w:ascii="Calibri" w:hAnsi="Calibri" w:eastAsia="微软雅黑"/>
                 <w:b/>
-                <w:color w:val="5EEAD4"/>
+                <w:color w:val="FCA5A5"/>
                 <w:sz w:val="26"/>
               </w:rPr>
               <w:t>inflammation</w:t>
@@ -5336,7 +5299,7 @@
               <w:rPr>
                 <w:rFonts w:ascii="Calibri" w:hAnsi="Calibri" w:eastAsia="微软雅黑"/>
                 <w:b/>
-                <w:color w:val="FCA5A5"/>
+                <w:color w:val="FBBF24"/>
                 <w:sz w:val="26"/>
               </w:rPr>
               <w:t>mucous membrane</w:t>
@@ -5376,7 +5339,7 @@
               <w:rPr>
                 <w:rFonts w:ascii="Calibri" w:hAnsi="Calibri" w:eastAsia="微软雅黑"/>
                 <w:b/>
-                <w:color w:val="FCA5A5"/>
+                <w:color w:val="FBBF24"/>
                 <w:sz w:val="21"/>
               </w:rPr>
               <w:t>黏膜</w:t>
@@ -5412,7 +5375,7 @@
               <w:rPr>
                 <w:rFonts w:ascii="Calibri" w:hAnsi="Calibri" w:eastAsia="微软雅黑"/>
                 <w:b/>
-                <w:color w:val="5EEAD4"/>
+                <w:color w:val="FCA5A5"/>
                 <w:sz w:val="21"/>
               </w:rPr>
               <w:t>炎症</w:t>
@@ -5492,7 +5455,7 @@
               <w:rPr>
                 <w:rFonts w:ascii="Calibri" w:hAnsi="Calibri" w:eastAsia="微软雅黑"/>
                 <w:b/>
-                <w:color w:val="FBBF24"/>
+                <w:color w:val="38BDF8"/>
                 <w:sz w:val="26"/>
               </w:rPr>
               <w:t>precursor</w:t>
@@ -5561,7 +5524,7 @@
               <w:rPr>
                 <w:rFonts w:ascii="Calibri" w:hAnsi="Calibri" w:eastAsia="微软雅黑"/>
                 <w:b/>
-                <w:color w:val="FBBF24"/>
+                <w:color w:val="38BDF8"/>
                 <w:sz w:val="21"/>
               </w:rPr>
               <w:t>前兆</w:t>
@@ -5612,7 +5575,7 @@
               <w:rPr>
                 <w:rFonts w:ascii="Calibri" w:hAnsi="Calibri" w:eastAsia="微软雅黑"/>
                 <w:b/>
-                <w:color w:val="38BDF8"/>
+                <w:color w:val="F472B6"/>
                 <w:sz w:val="26"/>
               </w:rPr>
               <w:t>albeit</w:t>
@@ -5654,7 +5617,7 @@
               <w:rPr>
                 <w:rFonts w:ascii="Calibri" w:hAnsi="Calibri" w:eastAsia="微软雅黑"/>
                 <w:b/>
-                <w:color w:val="38BDF8"/>
+                <w:color w:val="F472B6"/>
                 <w:sz w:val="21"/>
               </w:rPr>
               <w:t>尽管</w:t>
@@ -5750,7 +5713,7 @@
               <w:rPr>
                 <w:rFonts w:ascii="Calibri" w:hAnsi="Calibri" w:eastAsia="微软雅黑"/>
                 <w:b/>
-                <w:color w:val="F472B6"/>
+                <w:color w:val="BEF264"/>
                 <w:sz w:val="26"/>
               </w:rPr>
               <w:t>directly</w:t>
@@ -5819,7 +5782,7 @@
               <w:rPr>
                 <w:rFonts w:ascii="Calibri" w:hAnsi="Calibri" w:eastAsia="微软雅黑"/>
                 <w:b/>
-                <w:color w:val="F472B6"/>
+                <w:color w:val="BEF264"/>
                 <w:sz w:val="21"/>
               </w:rPr>
               <w:t>直接</w:t>
@@ -5884,7 +5847,7 @@
               <w:rPr>
                 <w:rFonts w:ascii="Calibri" w:hAnsi="Calibri" w:eastAsia="微软雅黑"/>
                 <w:b/>
-                <w:color w:val="BEF264"/>
+                <w:color w:val="C4B5FD"/>
                 <w:sz w:val="26"/>
               </w:rPr>
               <w:t>Spurred on</w:t>
@@ -5902,7 +5865,7 @@
               <w:rPr>
                 <w:rFonts w:ascii="Calibri" w:hAnsi="Calibri" w:eastAsia="微软雅黑"/>
                 <w:b/>
-                <w:color w:val="C4B5FD"/>
+                <w:color w:val="FB923C"/>
                 <w:sz w:val="26"/>
               </w:rPr>
               <w:t>insistent</w:t>
@@ -5920,7 +5883,7 @@
               <w:rPr>
                 <w:rFonts w:ascii="Calibri" w:hAnsi="Calibri" w:eastAsia="微软雅黑"/>
                 <w:b/>
-                <w:color w:val="FB923C"/>
+                <w:color w:val="5EEAD4"/>
                 <w:sz w:val="26"/>
               </w:rPr>
               <w:t>spouse</w:t>
@@ -5954,7 +5917,7 @@
                 <w:color w:val="AAC4B6"/>
                 <w:sz w:val="21"/>
               </w:rPr>
-              <w:t>在态度</w:t>
+              <w:t>被他态度</w:t>
             </w:r>
             <w:r>
               <w:rPr>
@@ -5969,7 +5932,7 @@
               <w:rPr>
                 <w:rFonts w:ascii="Calibri" w:hAnsi="Calibri" w:eastAsia="微软雅黑"/>
                 <w:b/>
-                <w:color w:val="C4B5FD"/>
+                <w:color w:val="FB923C"/>
                 <w:sz w:val="21"/>
               </w:rPr>
               <w:t>坚决的</w:t>
@@ -5987,7 +5950,7 @@
               <w:rPr>
                 <w:rFonts w:ascii="Calibri" w:hAnsi="Calibri" w:eastAsia="微软雅黑"/>
                 <w:b/>
-                <w:color w:val="FB923C"/>
+                <w:color w:val="5EEAD4"/>
                 <w:sz w:val="21"/>
               </w:rPr>
               <w:t>妻子</w:t>
@@ -5999,13 +5962,13 @@
                 <w:color w:val="AAC4B6"/>
                 <w:sz w:val="21"/>
               </w:rPr>
-              <w:t xml:space="preserve"> </w:t>
+              <w:t>（不断）</w:t>
             </w:r>
             <w:r>
               <w:rPr>
                 <w:rFonts w:ascii="Calibri" w:hAnsi="Calibri" w:eastAsia="微软雅黑"/>
                 <w:b/>
-                <w:color w:val="BEF264"/>
+                <w:color w:val="C4B5FD"/>
                 <w:sz w:val="21"/>
               </w:rPr>
               <w:t>催促</w:t>
@@ -6017,16 +5980,7 @@
                 <w:color w:val="AAC4B6"/>
                 <w:sz w:val="21"/>
               </w:rPr>
-              <w:t xml:space="preserve"> </w:t>
-            </w:r>
-            <w:r>
-              <w:rPr>
-                <w:rFonts w:ascii="Calibri" w:hAnsi="Calibri" w:eastAsia="微软雅黑"/>
-                <w:b w:val="0"/>
-                <w:color w:val="AAC4B6"/>
-                <w:sz w:val="21"/>
-              </w:rPr>
-              <w:t>下，</w:t>
+              <w:t>，</w:t>
             </w:r>
           </w:p>
         </w:tc>
@@ -6108,7 +6062,7 @@
               <w:rPr>
                 <w:rFonts w:ascii="Calibri" w:hAnsi="Calibri" w:eastAsia="微软雅黑"/>
                 <w:b/>
-                <w:color w:val="5EEAD4"/>
+                <w:color w:val="FCA5A5"/>
                 <w:sz w:val="26"/>
               </w:rPr>
               <w:t>antibiotics</w:t>
@@ -6162,7 +6116,7 @@
                 <w:color w:val="AAC4B6"/>
                 <w:sz w:val="21"/>
               </w:rPr>
-              <w:t>服用了</w:t>
+              <w:t>（终于）服用了</w:t>
             </w:r>
             <w:r>
               <w:rPr>
@@ -6177,7 +6131,7 @@
               <w:rPr>
                 <w:rFonts w:ascii="Calibri" w:hAnsi="Calibri" w:eastAsia="微软雅黑"/>
                 <w:b/>
-                <w:color w:val="5EEAD4"/>
+                <w:color w:val="FCA5A5"/>
                 <w:sz w:val="21"/>
               </w:rPr>
               <w:t>抗生素</w:t>
@@ -6273,7 +6227,7 @@
                 <w:color w:val="AAC4B6"/>
                 <w:sz w:val="21"/>
               </w:rPr>
-              <w:t>清除了</w:t>
+              <w:t>并且清除了</w:t>
             </w:r>
           </w:p>
         </w:tc>
@@ -6387,7 +6341,7 @@
               <w:rPr>
                 <w:rFonts w:ascii="Calibri" w:hAnsi="Calibri" w:eastAsia="微软雅黑"/>
                 <w:b/>
-                <w:color w:val="FCA5A5"/>
+                <w:color w:val="FBBF24"/>
                 <w:sz w:val="26"/>
               </w:rPr>
               <w:t>medication</w:t>
@@ -6476,7 +6430,7 @@
               <w:rPr>
                 <w:rFonts w:ascii="Calibri" w:hAnsi="Calibri" w:eastAsia="微软雅黑"/>
                 <w:b/>
-                <w:color w:val="FCA5A5"/>
+                <w:color w:val="FBBF24"/>
                 <w:sz w:val="21"/>
               </w:rPr>
               <w:t>药物</w:t>
@@ -6917,7 +6871,7 @@
               <w:rPr>
                 <w:rFonts w:ascii="Calibri" w:hAnsi="Calibri" w:eastAsia="微软雅黑"/>
                 <w:b/>
-                <w:color w:val="FBBF24"/>
+                <w:color w:val="38BDF8"/>
                 <w:sz w:val="26"/>
               </w:rPr>
               <w:t>role</w:t>
@@ -6966,7 +6920,7 @@
               <w:rPr>
                 <w:rFonts w:ascii="Calibri" w:hAnsi="Calibri" w:eastAsia="微软雅黑"/>
                 <w:b/>
-                <w:color w:val="FBBF24"/>
+                <w:color w:val="38BDF8"/>
                 <w:sz w:val="21"/>
               </w:rPr>
               <w:t>作用</w:t>
@@ -7093,7 +7047,7 @@
               <w:rPr>
                 <w:rFonts w:ascii="Calibri" w:hAnsi="Calibri" w:eastAsia="微软雅黑"/>
                 <w:b/>
-                <w:color w:val="38BDF8"/>
+                <w:color w:val="F472B6"/>
                 <w:sz w:val="26"/>
               </w:rPr>
               <w:t>willingly</w:t>
@@ -7142,7 +7096,7 @@
               <w:rPr>
                 <w:rFonts w:ascii="Calibri" w:hAnsi="Calibri" w:eastAsia="微软雅黑"/>
                 <w:b/>
-                <w:color w:val="38BDF8"/>
+                <w:color w:val="F472B6"/>
                 <w:sz w:val="21"/>
               </w:rPr>
               <w:t>心甘情愿地</w:t>
@@ -7239,7 +7193,25 @@
                 <w:color w:val="F0F7F2"/>
                 <w:sz w:val="26"/>
               </w:rPr>
-              <w:t>in the prize citation.</w:t>
+              <w:t xml:space="preserve">in the </w:t>
+            </w:r>
+            <w:r>
+              <w:rPr>
+                <w:rFonts w:ascii="Calibri" w:hAnsi="Calibri" w:eastAsia="微软雅黑"/>
+                <w:b/>
+                <w:color w:val="BEF264"/>
+                <w:sz w:val="26"/>
+              </w:rPr>
+              <w:t>prize citation</w:t>
+            </w:r>
+            <w:r>
+              <w:rPr>
+                <w:rFonts w:ascii="Calibri" w:hAnsi="Calibri" w:eastAsia="微软雅黑"/>
+                <w:b w:val="0"/>
+                <w:color w:val="F0F7F2"/>
+                <w:sz w:val="26"/>
+              </w:rPr>
+              <w:t>.</w:t>
             </w:r>
           </w:p>
         </w:tc>
@@ -7277,11 +7249,20 @@
             <w:r>
               <w:rPr>
                 <w:rFonts w:ascii="Calibri" w:hAnsi="Calibri" w:eastAsia="微软雅黑"/>
+                <w:b/>
+                <w:color w:val="BEF264"/>
+                <w:sz w:val="21"/>
+              </w:rPr>
+              <w:t>奖项颁奖词</w:t>
+            </w:r>
+            <w:r>
+              <w:rPr>
+                <w:rFonts w:ascii="Calibri" w:hAnsi="Calibri" w:eastAsia="微软雅黑"/>
                 <w:b w:val="0"/>
                 <w:color w:val="AAC4B6"/>
                 <w:sz w:val="21"/>
               </w:rPr>
-              <w:t>奖项颁奖词（获奖评语）。</w:t>
+              <w:t>（获奖评语）。</w:t>
             </w:r>
           </w:p>
         </w:tc>
